--- a/doc/GeoMIP_Governance.docx
+++ b/doc/GeoMIP_Governance.docx
@@ -15,44 +15,28 @@
           <w:b/>
           <w:bCs/>
         </w:rPr>
-        <w:t>Geoengineering Model Intercomparison Project (GeoMIP)</w:t>
-      </w:r>
-    </w:p>
-    <w:p>
-      <w:pPr>
-        <w:jc w:val="center"/>
+        <w:t>Geoengineering Model Intercomparison Project (</w:t>
+      </w:r>
+      <w:proofErr w:type="spellStart"/>
+      <w:r>
         <w:rPr>
           <w:b/>
           <w:bCs/>
         </w:rPr>
-      </w:pPr>
+        <w:t>GeoMIP</w:t>
+      </w:r>
+      <w:proofErr w:type="spellEnd"/>
       <w:r>
         <w:rPr>
           <w:b/>
           <w:bCs/>
         </w:rPr>
-        <w:t>Terms of Governance</w:t>
+        <w:t>)</w:t>
       </w:r>
     </w:p>
     <w:p>
       <w:pPr>
         <w:jc w:val="center"/>
-      </w:pPr>
-    </w:p>
-    <w:p>
-      <w:pPr>
-        <w:jc w:val="center"/>
-      </w:pPr>
-      <w:r>
-        <w:t>Finalized</w:t>
-      </w:r>
-      <w:r>
-        <w:t xml:space="preserve"> 1 August 2020</w:t>
-      </w:r>
-    </w:p>
-    <w:p/>
-    <w:p>
-      <w:pPr>
         <w:rPr>
           <w:b/>
           <w:bCs/>
@@ -63,25 +47,59 @@
           <w:b/>
           <w:bCs/>
         </w:rPr>
-        <w:t xml:space="preserve">Statement of </w:t>
-      </w:r>
-      <w:r>
+        <w:t>Terms of Governance</w:t>
+      </w:r>
+    </w:p>
+    <w:p>
+      <w:pPr>
+        <w:jc w:val="center"/>
+      </w:pPr>
+    </w:p>
+    <w:p>
+      <w:pPr>
+        <w:jc w:val="center"/>
+      </w:pPr>
+      <w:r>
+        <w:t>Drafted</w:t>
+      </w:r>
+      <w:r>
+        <w:t xml:space="preserve"> 1 August 2020</w:t>
+      </w:r>
+    </w:p>
+    <w:p/>
+    <w:p>
+      <w:pPr>
         <w:rPr>
           <w:b/>
           <w:bCs/>
         </w:rPr>
+      </w:pPr>
+      <w:r>
+        <w:rPr>
+          <w:b/>
+          <w:bCs/>
+        </w:rPr>
+        <w:t xml:space="preserve">Statement of </w:t>
+      </w:r>
+      <w:r>
+        <w:rPr>
+          <w:b/>
+          <w:bCs/>
+        </w:rPr>
         <w:t>Purpose</w:t>
       </w:r>
     </w:p>
     <w:p/>
     <w:p>
       <w:hyperlink r:id="rId5" w:history="1">
+        <w:proofErr w:type="spellStart"/>
         <w:r>
           <w:rPr>
             <w:rStyle w:val="Hyperlink"/>
           </w:rPr>
           <w:t>GeoMIP</w:t>
         </w:r>
+        <w:proofErr w:type="spellEnd"/>
       </w:hyperlink>
       <w:r>
         <w:t xml:space="preserve"> is a volunteer-based community that works together to promote multi-model intercomparisons and analyses of the expected climate impacts of proposed techniques for </w:t>
@@ -99,7 +117,15 @@
         <w:t xml:space="preserve"> the atmosphere</w:t>
       </w:r>
       <w:r>
-        <w:t xml:space="preserve">. Geoengineering (also called climate geoengineering, climate engineering, and climate intervention) encompasses a wide range of proposed techniques. GeoMIP only considers one of the two classes of techniques, namely </w:t>
+        <w:t xml:space="preserve">. Geoengineering (also called climate geoengineering, climate engineering, and climate intervention) encompasses a wide range of proposed techniques. </w:t>
+      </w:r>
+      <w:proofErr w:type="spellStart"/>
+      <w:r>
+        <w:t>GeoMIP</w:t>
+      </w:r>
+      <w:proofErr w:type="spellEnd"/>
+      <w:r>
+        <w:t xml:space="preserve"> only considers one of the two classes of techniques, namely </w:t>
       </w:r>
       <w:r>
         <w:t xml:space="preserve">solar radiation management (also called radiation management, solar geoengineering, </w:t>
@@ -158,7 +184,15 @@
         <w:t>.</w:t>
       </w:r>
       <w:r>
-        <w:t xml:space="preserve"> GeoMIP has designed several scenarios which have been carried out by numerous modeling organizations and has contributed the results to </w:t>
+        <w:t xml:space="preserve"> </w:t>
+      </w:r>
+      <w:proofErr w:type="spellStart"/>
+      <w:r>
+        <w:t>GeoMIP</w:t>
+      </w:r>
+      <w:proofErr w:type="spellEnd"/>
+      <w:r>
+        <w:t xml:space="preserve"> has designed several scenarios which have been carried out by numerous modeling organizations and has contributed the results to </w:t>
       </w:r>
       <w:r>
         <w:t xml:space="preserve">the </w:t>
@@ -182,7 +216,23 @@
     <w:p/>
     <w:p>
       <w:r>
-        <w:t xml:space="preserve">The work of GeoMIP is informally guided by a Steering Committee. This document outlines the governance setup of GeoMIP, including the composition and activities of the steering committee. </w:t>
+        <w:t xml:space="preserve">The work of </w:t>
+      </w:r>
+      <w:proofErr w:type="spellStart"/>
+      <w:r>
+        <w:t>GeoMIP</w:t>
+      </w:r>
+      <w:proofErr w:type="spellEnd"/>
+      <w:r>
+        <w:t xml:space="preserve"> is informally guided by a Steering Committee. This document outlines the governance setup of </w:t>
+      </w:r>
+      <w:proofErr w:type="spellStart"/>
+      <w:r>
+        <w:t>GeoMIP</w:t>
+      </w:r>
+      <w:proofErr w:type="spellEnd"/>
+      <w:r>
+        <w:t xml:space="preserve">, including the composition and activities of the steering committee. </w:t>
       </w:r>
     </w:p>
     <w:p/>
@@ -203,14 +253,27 @@
     </w:p>
     <w:p/>
     <w:p>
-      <w:r>
-        <w:t>GeoMIP has</w:t>
+      <w:proofErr w:type="spellStart"/>
+      <w:r>
+        <w:t>GeoMIP</w:t>
+      </w:r>
+      <w:proofErr w:type="spellEnd"/>
+      <w:r>
+        <w:t xml:space="preserve"> has</w:t>
       </w:r>
       <w:r>
         <w:t xml:space="preserve"> always been a volunteer organization that aspires to consensus-based decision making.  </w:t>
       </w:r>
       <w:r>
-        <w:t>Decisions on activities pursued in GeoMIP, as well as the future direction of the project, are</w:t>
+        <w:t xml:space="preserve">Decisions on activities pursued in </w:t>
+      </w:r>
+      <w:proofErr w:type="spellStart"/>
+      <w:r>
+        <w:t>GeoMIP</w:t>
+      </w:r>
+      <w:proofErr w:type="spellEnd"/>
+      <w:r>
+        <w:t>, as well as the future direction of the project, are</w:t>
       </w:r>
       <w:r>
         <w:t xml:space="preserve"> guided by </w:t>
@@ -237,7 +300,15 @@
         <w:t xml:space="preserve"> and education and outreach</w:t>
       </w:r>
       <w:r>
-        <w:t xml:space="preserve">.  One GeoMIP value we wish to emphasize is </w:t>
+        <w:t xml:space="preserve">.  One </w:t>
+      </w:r>
+      <w:proofErr w:type="spellStart"/>
+      <w:r>
+        <w:t>GeoMIP</w:t>
+      </w:r>
+      <w:proofErr w:type="spellEnd"/>
+      <w:r>
+        <w:t xml:space="preserve"> value we wish to emphasize is </w:t>
       </w:r>
       <w:r>
         <w:rPr>
@@ -252,16 +323,40 @@
         <w:t xml:space="preserve">all participants </w:t>
       </w:r>
       <w:r>
-        <w:t>always have a chance to comment, be heard, and influence decisions in GeoMIP.</w:t>
+        <w:t xml:space="preserve">always have a chance to comment, be heard, and influence decisions in </w:t>
+      </w:r>
+      <w:proofErr w:type="spellStart"/>
+      <w:r>
+        <w:t>GeoMIP</w:t>
+      </w:r>
+      <w:proofErr w:type="spellEnd"/>
+      <w:r>
+        <w:t>.</w:t>
       </w:r>
     </w:p>
     <w:p/>
     <w:p>
       <w:r>
-        <w:t xml:space="preserve">The GeoMIP Steering Committee (SC) was established to </w:t>
-      </w:r>
-      <w:r>
-        <w:t xml:space="preserve">protect and defend the values of GeoMIP, in particular to </w:t>
+        <w:t xml:space="preserve">The </w:t>
+      </w:r>
+      <w:proofErr w:type="spellStart"/>
+      <w:r>
+        <w:t>GeoMIP</w:t>
+      </w:r>
+      <w:proofErr w:type="spellEnd"/>
+      <w:r>
+        <w:t xml:space="preserve"> Steering Committee (SC) was established to </w:t>
+      </w:r>
+      <w:r>
+        <w:t xml:space="preserve">protect and defend the values of </w:t>
+      </w:r>
+      <w:proofErr w:type="spellStart"/>
+      <w:r>
+        <w:t>GeoMIP</w:t>
+      </w:r>
+      <w:proofErr w:type="spellEnd"/>
+      <w:r>
+        <w:t xml:space="preserve">, in particular to </w:t>
       </w:r>
       <w:r>
         <w:t xml:space="preserve">facilitate this decision-making process and to </w:t>
@@ -270,7 +365,23 @@
         <w:t>uphold</w:t>
       </w:r>
       <w:r>
-        <w:t xml:space="preserve"> the ability of all GeoMIP members to participate.  The SC is a “light touch” group.  Although it has the formal responsibility to make decisions on behalf of GeoMIP, it will do so in the spirit of inclusivity, </w:t>
+        <w:t xml:space="preserve"> the ability of all </w:t>
+      </w:r>
+      <w:proofErr w:type="spellStart"/>
+      <w:r>
+        <w:t>GeoMIP</w:t>
+      </w:r>
+      <w:proofErr w:type="spellEnd"/>
+      <w:r>
+        <w:t xml:space="preserve"> members to participate.  The SC is a “light touch” group.  Although it has the formal responsibility to make decisions on behalf of </w:t>
+      </w:r>
+      <w:proofErr w:type="spellStart"/>
+      <w:r>
+        <w:t>GeoMIP</w:t>
+      </w:r>
+      <w:proofErr w:type="spellEnd"/>
+      <w:r>
+        <w:t xml:space="preserve">, it will do so in the spirit of inclusivity, </w:t>
       </w:r>
       <w:r>
         <w:lastRenderedPageBreak/>
@@ -291,8 +402,13 @@
       <w:r>
         <w:t xml:space="preserve">broader </w:t>
       </w:r>
-      <w:r>
-        <w:t>GeoMIP community.</w:t>
+      <w:proofErr w:type="spellStart"/>
+      <w:r>
+        <w:t>GeoMIP</w:t>
+      </w:r>
+      <w:proofErr w:type="spellEnd"/>
+      <w:r>
+        <w:t xml:space="preserve"> community.</w:t>
       </w:r>
     </w:p>
     <w:p/>
@@ -316,7 +432,31 @@
         <w:t>an informed community</w:t>
       </w:r>
       <w:r>
-        <w:t>.  Information relevant to GeoMIP should be disseminated freely to the GeoMIP community, and any comments made by members of the GeoMIP community should be made available (at least in summary, if not verbatim) to other members to aid in the decision-making process.</w:t>
+        <w:t xml:space="preserve">.  Information relevant to </w:t>
+      </w:r>
+      <w:proofErr w:type="spellStart"/>
+      <w:r>
+        <w:t>GeoMIP</w:t>
+      </w:r>
+      <w:proofErr w:type="spellEnd"/>
+      <w:r>
+        <w:t xml:space="preserve"> should be disseminated freely to the </w:t>
+      </w:r>
+      <w:proofErr w:type="spellStart"/>
+      <w:r>
+        <w:t>GeoMIP</w:t>
+      </w:r>
+      <w:proofErr w:type="spellEnd"/>
+      <w:r>
+        <w:t xml:space="preserve"> community, and any comments made by members of the </w:t>
+      </w:r>
+      <w:proofErr w:type="spellStart"/>
+      <w:r>
+        <w:t>GeoMIP</w:t>
+      </w:r>
+      <w:proofErr w:type="spellEnd"/>
+      <w:r>
+        <w:t xml:space="preserve"> community should be made available (at least in summary, if not verbatim) to other members to aid in the decision-making process.</w:t>
       </w:r>
     </w:p>
     <w:p/>
@@ -368,7 +508,21 @@
         <w:rPr>
           <w:rFonts w:eastAsia="Times New Roman"/>
         </w:rPr>
-        <w:t>The SC is responsible for the operation and maintenance of GeoMIP.</w:t>
+        <w:t xml:space="preserve">The SC is responsible for the operation and maintenance of </w:t>
+      </w:r>
+      <w:proofErr w:type="spellStart"/>
+      <w:r>
+        <w:rPr>
+          <w:rFonts w:eastAsia="Times New Roman"/>
+        </w:rPr>
+        <w:t>GeoMIP</w:t>
+      </w:r>
+      <w:proofErr w:type="spellEnd"/>
+      <w:r>
+        <w:rPr>
+          <w:rFonts w:eastAsia="Times New Roman"/>
+        </w:rPr>
+        <w:t>.</w:t>
       </w:r>
       <w:r>
         <w:t xml:space="preserve">  Roles and responsibilities of the SC include:</w:t>
@@ -383,7 +537,7 @@
         </w:numPr>
       </w:pPr>
       <w:r>
-        <w:t xml:space="preserve">Selecting from its nine members </w:t>
+        <w:t xml:space="preserve">Selecting from its members </w:t>
       </w:r>
       <w:r>
         <w:t>two</w:t>
@@ -452,7 +606,15 @@
         </w:numPr>
       </w:pPr>
       <w:r>
-        <w:t>Coordinating GeoMIP decisions among its members, encouraging consensus, and deciding how to proceed based on those attempts to reach consensus.</w:t>
+        <w:t xml:space="preserve">Coordinating </w:t>
+      </w:r>
+      <w:proofErr w:type="spellStart"/>
+      <w:r>
+        <w:t>GeoMIP</w:t>
+      </w:r>
+      <w:proofErr w:type="spellEnd"/>
+      <w:r>
+        <w:t xml:space="preserve"> decisions among its members, encouraging consensus, and deciding how to proceed based on those attempts to reach consensus.</w:t>
       </w:r>
     </w:p>
     <w:p>
@@ -464,7 +626,23 @@
         </w:numPr>
       </w:pPr>
       <w:r>
-        <w:t xml:space="preserve">Ensuring that information relevant to GeoMIP is disseminated, including (but not limited to) opportunities, announcements, and conferences.  During discussions of GeoMIP activities, the SC is responsible for ensuring that comments and opinions made by individual members are </w:t>
+        <w:t xml:space="preserve">Ensuring that information relevant to </w:t>
+      </w:r>
+      <w:proofErr w:type="spellStart"/>
+      <w:r>
+        <w:t>GeoMIP</w:t>
+      </w:r>
+      <w:proofErr w:type="spellEnd"/>
+      <w:r>
+        <w:t xml:space="preserve"> is disseminated, including (but not limited to) opportunities, announcements, and conferences.  During discussions of </w:t>
+      </w:r>
+      <w:proofErr w:type="spellStart"/>
+      <w:r>
+        <w:t>GeoMIP</w:t>
+      </w:r>
+      <w:proofErr w:type="spellEnd"/>
+      <w:r>
+        <w:t xml:space="preserve"> activities, the SC is responsible for ensuring that comments and opinions made by individual members are </w:t>
       </w:r>
       <w:r>
         <w:t>heard by</w:t>
@@ -518,7 +696,15 @@
         </w:numPr>
       </w:pPr>
       <w:r>
-        <w:t>Organizing GeoMIP meetings</w:t>
+        <w:t xml:space="preserve">Organizing </w:t>
+      </w:r>
+      <w:proofErr w:type="spellStart"/>
+      <w:r>
+        <w:t>GeoMIP</w:t>
+      </w:r>
+      <w:proofErr w:type="spellEnd"/>
+      <w:r>
+        <w:t xml:space="preserve"> meetings</w:t>
       </w:r>
     </w:p>
     <w:p>
